--- a/MiniProjetLucas.docx
+++ b/MiniProjetLucas.docx
@@ -1059,6 +1059,26 @@
           <w:szCs w:val="24"/>
           <w:rtl w:val="0"/>
         </w:rPr>
+        <w:tab/>
+        <w:t xml:space="preserve">FIN SI</w:t>
+      </w:r>
+    </w:p>
+    <w:p>
+      <w:pPr>
+        <w:ind w:left="0" w:firstLine="0"/>
+        <w:rPr>
+          <w:rFonts w:ascii="Courier New" w:cs="Courier New" w:eastAsia="Courier New" w:hAnsi="Courier New"/>
+          <w:sz w:val="24"/>
+          <w:szCs w:val="24"/>
+        </w:rPr>
+      </w:pPr>
+      <w:r>
+        <w:rPr>
+          <w:rFonts w:ascii="Courier New" w:cs="Courier New" w:eastAsia="Courier New" w:hAnsi="Courier New"/>
+          <w:sz w:val="24"/>
+          <w:szCs w:val="24"/>
+          <w:rtl w:val="0"/>
+        </w:rPr>
         <w:t xml:space="preserve">Fin du programme</w:t>
       </w:r>
       <w:r>
@@ -7344,7 +7364,7 @@
         </w:rPr>
         <w:tab/>
         <w:tab/>
-        <w:t xml:space="preserve">POUR i de 1 à taille totalnote -2</w:t>
+        <w:t xml:space="preserve">POUR i de 1 à taille totalnote -1</w:t>
       </w:r>
     </w:p>
     <w:p>
@@ -7606,7 +7626,7 @@
         </w:rPr>
         <w:tab/>
         <w:tab/>
-        <w:t xml:space="preserve">POUR i de 1 à taille totalnote -2</w:t>
+        <w:t xml:space="preserve">POUR i de 1 à taille totalnote -1</w:t>
       </w:r>
     </w:p>
     <w:p>
